--- a/Progress.xlsx.docx
+++ b/Progress.xlsx.docx
@@ -32,7 +32,25 @@
           <w:sz w:val="48"/>
           <w:szCs w:val="48"/>
         </w:rPr>
-        <w:t xml:space="preserve"> 4 random problems in the given time. If you AK all of them with no editorial / test seen, etc, you move a level up, otherwise you go a level down.</w:t>
+        <w:t xml:space="preserve"> 4 random problems in the given time. If you AK all of them with no editorial / test seen, </w:t>
+      </w:r>
+      <w:proofErr w:type="spellStart"/>
+      <w:r>
+        <w:rPr>
+          <w:color w:val="FF0000"/>
+          <w:sz w:val="48"/>
+          <w:szCs w:val="48"/>
+        </w:rPr>
+        <w:t>etc</w:t>
+      </w:r>
+      <w:proofErr w:type="spellEnd"/>
+      <w:r>
+        <w:rPr>
+          <w:color w:val="FF0000"/>
+          <w:sz w:val="48"/>
+          <w:szCs w:val="48"/>
+        </w:rPr>
+        <w:t>, you move a level up, otherwise you go a level down.</w:t>
       </w:r>
       <w:r>
         <w:rPr>
@@ -40,7 +58,34 @@
           <w:sz w:val="48"/>
           <w:szCs w:val="48"/>
         </w:rPr>
-        <w:t xml:space="preserve"> I took this from a “ThemeCP” but I will do it with random problems. I will call it “Level</w:t>
+        <w:t xml:space="preserve"> I took this from a “</w:t>
+      </w:r>
+      <w:proofErr w:type="spellStart"/>
+      <w:r>
+        <w:rPr>
+          <w:color w:val="FF0000"/>
+          <w:sz w:val="48"/>
+          <w:szCs w:val="48"/>
+        </w:rPr>
+        <w:t>ThemeCP</w:t>
+      </w:r>
+      <w:proofErr w:type="spellEnd"/>
+      <w:r>
+        <w:rPr>
+          <w:color w:val="FF0000"/>
+          <w:sz w:val="48"/>
+          <w:szCs w:val="48"/>
+        </w:rPr>
+        <w:t>” but I will do it with random problems. I will call it “</w:t>
+      </w:r>
+      <w:proofErr w:type="spellStart"/>
+      <w:r>
+        <w:rPr>
+          <w:color w:val="FF0000"/>
+          <w:sz w:val="48"/>
+          <w:szCs w:val="48"/>
+        </w:rPr>
+        <w:t>Level</w:t>
       </w:r>
       <w:r>
         <w:rPr>
@@ -50,6 +95,7 @@
         </w:rPr>
         <w:t>AK</w:t>
       </w:r>
+      <w:proofErr w:type="spellEnd"/>
       <w:r>
         <w:rPr>
           <w:color w:val="FF0000"/>
@@ -1364,7 +1410,7 @@
               <w:bottom w:val="single" w:sz="6" w:space="0" w:color="000000"/>
               <w:right w:val="single" w:sz="6" w:space="0" w:color="000000"/>
             </w:tcBorders>
-            <w:shd w:val="clear" w:color="auto" w:fill="000000" w:themeFill="text1"/>
+            <w:shd w:val="clear" w:color="auto" w:fill="auto"/>
           </w:tcPr>
           <w:p>
             <w:pPr>
@@ -1665,7 +1711,7 @@
               <w:bottom w:val="single" w:sz="6" w:space="0" w:color="CCCCCC"/>
               <w:right w:val="single" w:sz="6" w:space="0" w:color="000000"/>
             </w:tcBorders>
-            <w:shd w:val="clear" w:color="auto" w:fill="FFFFFF" w:themeFill="background1"/>
+            <w:shd w:val="clear" w:color="auto" w:fill="000000" w:themeFill="text1"/>
           </w:tcPr>
           <w:p>
             <w:pPr>
@@ -34098,6 +34144,23 @@
           <w:szCs w:val="36"/>
         </w:rPr>
         <w:t>1</w:t>
+      </w:r>
+      <w:r>
+        <w:rPr>
+          <w:color w:val="FF0000"/>
+          <w:sz w:val="36"/>
+          <w:szCs w:val="36"/>
+        </w:rPr>
+        <w:t xml:space="preserve"> </w:t>
+      </w:r>
+      <w:r>
+        <w:rPr>
+          <w:rFonts w:ascii="Segoe UI Emoji" w:hAnsi="Segoe UI Emoji" w:cs="Segoe UI Emoji"/>
+          <w:color w:val="00B050"/>
+          <w:sz w:val="28"/>
+          <w:szCs w:val="28"/>
+        </w:rPr>
+        <w:t>✅</w:t>
       </w:r>
     </w:p>
     <w:p>
@@ -34138,7 +34201,15 @@
           <w:bCs/>
           <w:color w:val="000000" w:themeColor="text1"/>
         </w:rPr>
-        <w:t>.2025</w:t>
+        <w:t>.202</w:t>
+      </w:r>
+      <w:r>
+        <w:rPr>
+          <w:b/>
+          <w:bCs/>
+          <w:color w:val="000000" w:themeColor="text1"/>
+        </w:rPr>
+        <w:t>6</w:t>
       </w:r>
     </w:p>
     <w:p>
@@ -34407,6 +34478,23 @@
         </w:rPr>
         <w:t>2</w:t>
       </w:r>
+      <w:r>
+        <w:rPr>
+          <w:color w:val="FF0000"/>
+          <w:sz w:val="36"/>
+          <w:szCs w:val="36"/>
+        </w:rPr>
+        <w:t xml:space="preserve"> </w:t>
+      </w:r>
+      <w:r>
+        <w:rPr>
+          <w:rFonts w:ascii="Segoe UI Emoji" w:hAnsi="Segoe UI Emoji" w:cs="Segoe UI Emoji"/>
+          <w:color w:val="00B050"/>
+          <w:sz w:val="28"/>
+          <w:szCs w:val="28"/>
+        </w:rPr>
+        <w:t>✅</w:t>
+      </w:r>
     </w:p>
     <w:p>
       <w:pPr>
@@ -34454,7 +34542,15 @@
           <w:bCs/>
           <w:color w:val="000000" w:themeColor="text1"/>
         </w:rPr>
-        <w:t>.2025</w:t>
+        <w:t>.202</w:t>
+      </w:r>
+      <w:r>
+        <w:rPr>
+          <w:b/>
+          <w:bCs/>
+          <w:color w:val="000000" w:themeColor="text1"/>
+        </w:rPr>
+        <w:t>6</w:t>
       </w:r>
     </w:p>
     <w:p>
@@ -34758,6 +34854,23 @@
         </w:rPr>
         <w:t>3</w:t>
       </w:r>
+      <w:r>
+        <w:rPr>
+          <w:color w:val="FF0000"/>
+          <w:sz w:val="36"/>
+          <w:szCs w:val="36"/>
+        </w:rPr>
+        <w:t xml:space="preserve"> </w:t>
+      </w:r>
+      <w:r>
+        <w:rPr>
+          <w:rFonts w:ascii="Segoe UI Emoji" w:hAnsi="Segoe UI Emoji" w:cs="Segoe UI Emoji"/>
+          <w:color w:val="00B050"/>
+          <w:sz w:val="28"/>
+          <w:szCs w:val="28"/>
+        </w:rPr>
+        <w:t>✅</w:t>
+      </w:r>
     </w:p>
     <w:p>
       <w:pPr>
@@ -34805,7 +34918,15 @@
           <w:bCs/>
           <w:color w:val="000000" w:themeColor="text1"/>
         </w:rPr>
-        <w:t>.2025</w:t>
+        <w:t>.202</w:t>
+      </w:r>
+      <w:r>
+        <w:rPr>
+          <w:b/>
+          <w:bCs/>
+          <w:color w:val="000000" w:themeColor="text1"/>
+        </w:rPr>
+        <w:t>6</w:t>
       </w:r>
     </w:p>
     <w:p>
@@ -35085,6 +35206,23 @@
         </w:rPr>
         <w:t>4</w:t>
       </w:r>
+      <w:r>
+        <w:rPr>
+          <w:color w:val="FF0000"/>
+          <w:sz w:val="36"/>
+          <w:szCs w:val="36"/>
+        </w:rPr>
+        <w:t xml:space="preserve"> </w:t>
+      </w:r>
+      <w:r>
+        <w:rPr>
+          <w:rFonts w:ascii="Segoe UI Emoji" w:hAnsi="Segoe UI Emoji" w:cs="Segoe UI Emoji"/>
+          <w:color w:val="00B050"/>
+          <w:sz w:val="28"/>
+          <w:szCs w:val="28"/>
+        </w:rPr>
+        <w:t>✅</w:t>
+      </w:r>
     </w:p>
     <w:p>
       <w:pPr>
@@ -35124,7 +35262,15 @@
           <w:bCs/>
           <w:color w:val="000000" w:themeColor="text1"/>
         </w:rPr>
-        <w:t>.2025</w:t>
+        <w:t>.202</w:t>
+      </w:r>
+      <w:r>
+        <w:rPr>
+          <w:b/>
+          <w:bCs/>
+          <w:color w:val="000000" w:themeColor="text1"/>
+        </w:rPr>
+        <w:t>6</w:t>
       </w:r>
     </w:p>
     <w:p>
@@ -35303,6 +35449,12 @@
         </w:rPr>
         <w:t xml:space="preserve">(900) -&gt; </w:t>
       </w:r>
+      <w:r>
+        <w:rPr>
+          <w:color w:val="000000" w:themeColor="text1"/>
+        </w:rPr>
+        <w:t>30.45 minutes</w:t>
+      </w:r>
     </w:p>
     <w:p>
       <w:pPr>
@@ -35321,6 +35473,14 @@
         <w:lastRenderedPageBreak/>
         <w:t xml:space="preserve">Total: </w:t>
       </w:r>
+      <w:r>
+        <w:rPr>
+          <w:rStyle w:val="Hyperlink"/>
+          <w:color w:val="000000" w:themeColor="text1"/>
+          <w:u w:val="none"/>
+        </w:rPr>
+        <w:t>86.28 minutes</w:t>
+      </w:r>
     </w:p>
     <w:p>
       <w:pPr>
@@ -35330,6 +35490,285 @@
           <w:u w:val="none"/>
         </w:rPr>
       </w:pPr>
+    </w:p>
+    <w:p>
+      <w:pPr>
+        <w:rPr>
+          <w:color w:val="FF0000"/>
+          <w:sz w:val="36"/>
+          <w:szCs w:val="36"/>
+        </w:rPr>
+      </w:pPr>
+      <w:r>
+        <w:rPr>
+          <w:color w:val="FF0000"/>
+          <w:sz w:val="36"/>
+          <w:szCs w:val="36"/>
+        </w:rPr>
+        <w:t xml:space="preserve">Set </w:t>
+      </w:r>
+      <w:r>
+        <w:rPr>
+          <w:color w:val="FF0000"/>
+          <w:sz w:val="36"/>
+          <w:szCs w:val="36"/>
+        </w:rPr>
+        <w:t>5</w:t>
+      </w:r>
+      <w:r>
+        <w:rPr>
+          <w:color w:val="FF0000"/>
+          <w:sz w:val="36"/>
+          <w:szCs w:val="36"/>
+        </w:rPr>
+        <w:t xml:space="preserve"> </w:t>
+      </w:r>
+      <w:r>
+        <w:rPr>
+          <w:rFonts w:ascii="Segoe UI Emoji" w:hAnsi="Segoe UI Emoji" w:cs="Segoe UI Emoji"/>
+          <w:color w:val="00B050"/>
+          <w:sz w:val="28"/>
+          <w:szCs w:val="28"/>
+        </w:rPr>
+        <w:t>✅</w:t>
+      </w:r>
+    </w:p>
+    <w:p>
+      <w:pPr>
+        <w:rPr>
+          <w:b/>
+          <w:bCs/>
+          <w:color w:val="000000" w:themeColor="text1"/>
+        </w:rPr>
+      </w:pPr>
+      <w:r>
+        <w:rPr>
+          <w:b/>
+          <w:bCs/>
+          <w:color w:val="000000" w:themeColor="text1"/>
+        </w:rPr>
+        <w:t>27</w:t>
+      </w:r>
+      <w:r>
+        <w:rPr>
+          <w:b/>
+          <w:bCs/>
+          <w:color w:val="000000" w:themeColor="text1"/>
+        </w:rPr>
+        <w:t>.0</w:t>
+      </w:r>
+      <w:r>
+        <w:rPr>
+          <w:b/>
+          <w:bCs/>
+          <w:color w:val="000000" w:themeColor="text1"/>
+        </w:rPr>
+        <w:t>2</w:t>
+      </w:r>
+      <w:r>
+        <w:rPr>
+          <w:b/>
+          <w:bCs/>
+          <w:color w:val="000000" w:themeColor="text1"/>
+        </w:rPr>
+        <w:t>.202</w:t>
+      </w:r>
+      <w:r>
+        <w:rPr>
+          <w:b/>
+          <w:bCs/>
+          <w:color w:val="000000" w:themeColor="text1"/>
+        </w:rPr>
+        <w:t>6</w:t>
+      </w:r>
+    </w:p>
+    <w:p>
+      <w:pPr>
+        <w:rPr>
+          <w:color w:val="000000" w:themeColor="text1"/>
+        </w:rPr>
+      </w:pPr>
+      <w:r>
+        <w:rPr>
+          <w:color w:val="000000" w:themeColor="text1"/>
+        </w:rPr>
+        <w:t xml:space="preserve">Level </w:t>
+      </w:r>
+      <w:r>
+        <w:rPr>
+          <w:color w:val="000000" w:themeColor="text1"/>
+        </w:rPr>
+        <w:t>5</w:t>
+      </w:r>
+      <w:r>
+        <w:rPr>
+          <w:color w:val="000000" w:themeColor="text1"/>
+        </w:rPr>
+        <w:t xml:space="preserve">: </w:t>
+      </w:r>
+    </w:p>
+    <w:p>
+      <w:pPr>
+        <w:rPr>
+          <w:color w:val="000000" w:themeColor="text1"/>
+        </w:rPr>
+      </w:pPr>
+      <w:r>
+        <w:rPr>
+          <w:color w:val="000000" w:themeColor="text1"/>
+        </w:rPr>
+        <w:t>P1:</w:t>
+      </w:r>
+      <w:r>
+        <w:rPr>
+          <w:color w:val="000000" w:themeColor="text1"/>
+        </w:rPr>
+        <w:t xml:space="preserve"> </w:t>
+      </w:r>
+      <w:hyperlink r:id="rId20" w:history="1">
+        <w:r>
+          <w:rPr>
+            <w:rStyle w:val="Hyperlink"/>
+          </w:rPr>
+          <w:t>https://codeforces.com/problemset/problem/2175/A</w:t>
+        </w:r>
+      </w:hyperlink>
+      <w:r>
+        <w:rPr>
+          <w:color w:val="000000" w:themeColor="text1"/>
+        </w:rPr>
+        <w:t xml:space="preserve"> (800) -&gt; </w:t>
+      </w:r>
+    </w:p>
+    <w:p>
+      <w:pPr>
+        <w:rPr>
+          <w:color w:val="000000" w:themeColor="text1"/>
+        </w:rPr>
+      </w:pPr>
+      <w:r>
+        <w:rPr>
+          <w:color w:val="000000" w:themeColor="text1"/>
+        </w:rPr>
+        <w:t>P2:</w:t>
+      </w:r>
+      <w:r>
+        <w:rPr>
+          <w:color w:val="000000" w:themeColor="text1"/>
+        </w:rPr>
+        <w:t xml:space="preserve"> </w:t>
+      </w:r>
+      <w:hyperlink r:id="rId21" w:history="1">
+        <w:r>
+          <w:rPr>
+            <w:rStyle w:val="Hyperlink"/>
+          </w:rPr>
+          <w:t>https://codeforces.com/problemset/problem/1878/C</w:t>
+        </w:r>
+      </w:hyperlink>
+      <w:r>
+        <w:rPr>
+          <w:color w:val="000000" w:themeColor="text1"/>
+        </w:rPr>
+        <w:t xml:space="preserve"> (900) -&gt; </w:t>
+      </w:r>
+    </w:p>
+    <w:p>
+      <w:pPr>
+        <w:rPr>
+          <w:color w:val="000000" w:themeColor="text1"/>
+        </w:rPr>
+      </w:pPr>
+      <w:r>
+        <w:rPr>
+          <w:color w:val="000000" w:themeColor="text1"/>
+        </w:rPr>
+        <w:t>P3:</w:t>
+      </w:r>
+      <w:r>
+        <w:rPr>
+          <w:color w:val="000000" w:themeColor="text1"/>
+        </w:rPr>
+        <w:t xml:space="preserve"> </w:t>
+      </w:r>
+      <w:hyperlink r:id="rId22" w:history="1">
+        <w:r>
+          <w:rPr>
+            <w:rStyle w:val="Hyperlink"/>
+          </w:rPr>
+          <w:t>https://codeforces.com/problemset/problem/1747/B</w:t>
+        </w:r>
+      </w:hyperlink>
+      <w:r>
+        <w:rPr>
+          <w:color w:val="000000" w:themeColor="text1"/>
+        </w:rPr>
+        <w:t xml:space="preserve"> (900) -&gt; </w:t>
+      </w:r>
+    </w:p>
+    <w:p>
+      <w:pPr>
+        <w:rPr>
+          <w:rStyle w:val="Hyperlink"/>
+          <w:color w:val="000000" w:themeColor="text1"/>
+          <w:u w:val="none"/>
+        </w:rPr>
+      </w:pPr>
+      <w:r>
+        <w:rPr>
+          <w:color w:val="000000" w:themeColor="text1"/>
+        </w:rPr>
+        <w:t xml:space="preserve">P4: </w:t>
+      </w:r>
+      <w:hyperlink r:id="rId23" w:history="1">
+        <w:r>
+          <w:rPr>
+            <w:rStyle w:val="Hyperlink"/>
+          </w:rPr>
+          <w:t>https://codeforces.com/problemset/problem/2034/B</w:t>
+        </w:r>
+      </w:hyperlink>
+      <w:r>
+        <w:rPr>
+          <w:color w:val="000000" w:themeColor="text1"/>
+        </w:rPr>
+        <w:t xml:space="preserve"> </w:t>
+      </w:r>
+      <w:r>
+        <w:rPr>
+          <w:color w:val="000000" w:themeColor="text1"/>
+        </w:rPr>
+        <w:t>(</w:t>
+      </w:r>
+      <w:r>
+        <w:rPr>
+          <w:color w:val="000000" w:themeColor="text1"/>
+        </w:rPr>
+        <w:t>1000</w:t>
+      </w:r>
+      <w:r>
+        <w:rPr>
+          <w:color w:val="000000" w:themeColor="text1"/>
+        </w:rPr>
+        <w:t xml:space="preserve">) -&gt; </w:t>
+      </w:r>
+    </w:p>
+    <w:p>
+      <w:pPr>
+        <w:rPr>
+          <w:rStyle w:val="Hyperlink"/>
+          <w:color w:val="000000" w:themeColor="text1"/>
+          <w:u w:val="none"/>
+        </w:rPr>
+      </w:pPr>
+      <w:r>
+        <w:rPr>
+          <w:rStyle w:val="Hyperlink"/>
+          <w:color w:val="000000" w:themeColor="text1"/>
+          <w:u w:val="none"/>
+        </w:rPr>
+        <w:t xml:space="preserve">Total: </w:t>
+      </w:r>
     </w:p>
     <w:p>
       <w:pPr>
@@ -35782,7 +36221,7 @@
   <w:style w:type="paragraph" w:default="1" w:styleId="Normal">
     <w:name w:val="Normal"/>
     <w:qFormat/>
-    <w:rsid w:val="006921F9"/>
+    <w:rsid w:val="005A6244"/>
   </w:style>
   <w:style w:type="paragraph" w:styleId="Heading2">
     <w:name w:val="heading 2"/>
